--- a/test-output/test_invoice.docx
+++ b/test-output/test_invoice.docx
@@ -15,17 +15,6 @@
       </w:pPr>
       <w:r>
         <w:rPr>
-          <w:rFonts w:ascii="ＭＳ Ｐゴシック" w:eastAsia="ＭＳ Ｐゴシック" w:hAnsi="ＭＳ Ｐゴシック" w:cs="Arial"/>
-          <w:color w:val="000000"/>
-          <w:kern w:val="0"/>
-          <w:sz w:val="22"/>
-          <w:szCs w:val="22"/>
-          <w14:ligatures w14:val="none"/>
-        </w:rPr>
-        <w:t>2025/10/2</w:t>
-      </w:r>
-      <w:r>
-        <w:rPr>
           <w:rFonts w:ascii="ＭＳ Ｐゴシック" w:eastAsia="ＭＳ Ｐゴシック" w:hAnsi="ＭＳ Ｐゴシック" w:cs="Arial" w:hint="eastAsia"/>
           <w:color w:val="000000"/>
           <w:kern w:val="0"/>
@@ -33,19 +22,8 @@
           <w:szCs w:val="22"/>
           <w14:ligatures w14:val="none"/>
         </w:rPr>
-        <w:t>7</w:t>
-      </w:r>
-    </w:p>
-    <w:p>
-      <w:pPr>
-        <w:widowControl/>
-        <w:rPr>
-          <w:rFonts w:ascii="ＭＳ Ｐゴシック" w:eastAsia="ＭＳ Ｐゴシック" w:hAnsi="ＭＳ Ｐゴシック" w:cs="ＭＳ Ｐゴシック" w:hint="eastAsia"/>
-          <w:kern w:val="0"/>
-          <w:sz w:val="24"/>
-          <w14:ligatures w14:val="none"/>
-        </w:rPr>
-      </w:pPr>
+        <w:t/>
+      </w:r>
       <w:r>
         <w:rPr>
           <w:rFonts w:ascii="ＭＳ Ｐゴシック" w:eastAsia="ＭＳ Ｐゴシック" w:hAnsi="ＭＳ Ｐゴシック" w:cs="Arial" w:hint="eastAsia"/>
@@ -55,6 +33,28 @@
           <w:szCs w:val="22"/>
           <w14:ligatures w14:val="none"/>
         </w:rPr>
+        <w:t/>
+      </w:r>
+    </w:p>
+    <w:p>
+      <w:pPr>
+        <w:widowControl/>
+        <w:rPr>
+          <w:rFonts w:ascii="ＭＳ Ｐゴシック" w:eastAsia="ＭＳ Ｐゴシック" w:hAnsi="ＭＳ Ｐゴシック" w:cs="ＭＳ Ｐゴシック"/>
+          <w:kern w:val="0"/>
+          <w:sz w:val="24"/>
+          <w14:ligatures w14:val="none"/>
+        </w:rPr>
+      </w:pPr>
+      <w:r>
+        <w:rPr>
+          <w:rFonts w:ascii="ＭＳ Ｐゴシック" w:eastAsia="ＭＳ Ｐゴシック" w:hAnsi="ＭＳ Ｐゴシック" w:cs="Arial" w:hint="eastAsia"/>
+          <w:color w:val="000000"/>
+          <w:kern w:val="0"/>
+          <w:sz w:val="22"/>
+          <w:szCs w:val="22"/>
+          <w14:ligatures w14:val="none"/>
+        </w:rPr>
         <w:t xml:space="preserve">540-0031</w:t>
       </w:r>
     </w:p>
@@ -79,6 +79,18 @@
         </w:rPr>
         <w:t xml:space="preserve">大阪府大阪市中央区北浜東4-33</w:t>
       </w:r>
+    </w:p>
+    <w:p>
+      <w:pPr>
+        <w:widowControl/>
+        <w:rPr>
+          <w:rFonts w:ascii="ＭＳ Ｐゴシック" w:eastAsia="ＭＳ Ｐゴシック" w:hAnsi="ＭＳ Ｐゴシック" w:cs="ＭＳ Ｐゴシック"/>
+          <w:kern w:val="0"/>
+          <w:sz w:val="24"/>
+          <w14:ligatures w14:val="none"/>
+        </w:rPr>
+      </w:pPr>
+      <w:bookmarkStart w:id="0" w:name="_Hlk218708093"/>
       <w:r>
         <w:rPr>
           <w:rFonts w:ascii="ＭＳ Ｐゴシック" w:eastAsia="ＭＳ Ｐゴシック" w:hAnsi="ＭＳ Ｐゴシック" w:cs="Arial" w:hint="eastAsia"/>
@@ -88,29 +100,6 @@
           <w:szCs w:val="22"/>
           <w14:ligatures w14:val="none"/>
         </w:rPr>
-        <w:t/>
-      </w:r>
-    </w:p>
-    <w:p>
-      <w:pPr>
-        <w:widowControl/>
-        <w:rPr>
-          <w:rFonts w:ascii="ＭＳ Ｐゴシック" w:eastAsia="ＭＳ Ｐゴシック" w:hAnsi="ＭＳ Ｐゴシック" w:cs="ＭＳ Ｐゴシック"/>
-          <w:kern w:val="0"/>
-          <w:sz w:val="24"/>
-          <w14:ligatures w14:val="none"/>
-        </w:rPr>
-      </w:pPr>
-      <w:bookmarkStart w:id="0" w:name="_Hlk218708093"/>
-      <w:r>
-        <w:rPr>
-          <w:rFonts w:ascii="ＭＳ Ｐゴシック" w:eastAsia="ＭＳ Ｐゴシック" w:hAnsi="ＭＳ Ｐゴシック" w:cs="Arial" w:hint="eastAsia"/>
-          <w:color w:val="000000"/>
-          <w:kern w:val="0"/>
-          <w:sz w:val="22"/>
-          <w:szCs w:val="22"/>
-          <w14:ligatures w14:val="none"/>
-        </w:rPr>
         <w:t xml:space="preserve">テスト株式会社</w:t>
       </w:r>
       <w:bookmarkEnd w:id="0"/>
@@ -218,7 +207,7 @@
           <w:szCs w:val="22"/>
           <w14:ligatures w14:val="none"/>
         </w:rPr>
-        <w:t>ｰ</w:t>
+        <w:t>‐</w:t>
       </w:r>
       <w:r>
         <w:rPr>
@@ -334,7 +323,7 @@
           <w:szCs w:val="32"/>
           <w14:ligatures w14:val="none"/>
         </w:rPr>
-        <w:t>契約書ご送付の件（ご返送のお願い）</w:t>
+        <w:t>契約書送付ならびにご返送のお願い</w:t>
       </w:r>
     </w:p>
     <w:p>
